--- a/downloads/teacher/04 Units/Unit 05 - Apparel and Textile Production and Design - Make It, Mend It, Wear It/Lesson 05.09 - Repair Clinic Hem Seam Patch.docx
+++ b/downloads/teacher/04 Units/Unit 05 - Apparel and Textile Production and Design - Make It, Mend It, Wear It/Lesson 05.09 - Repair Clinic Hem Seam Patch.docx
@@ -270,23 +270,41 @@
       <w:r>
         <w:t xml:space="preserve">By the end of this lesson, students will be able to:</w:t>
       </w:r>
-      <w:r>
-        <w:t xml:space="preserve"> </w:t>
-      </w:r>
-      <w:r>
-        <w:t xml:space="preserve">1. (Low: remember or understand) Match three common garment problems (fallen hem, split seam, hole) to the repair and the stitch each one needs.</w:t>
-      </w:r>
-      <w:r>
-        <w:t xml:space="preserve"> </w:t>
-      </w:r>
-      <w:r>
-        <w:t xml:space="preserve">2. (Mid: apply or analyze) Complete at least two of the three repairs at the stations, using the correct stitch for each, on a practice garment or an approved item from home.</w:t>
-      </w:r>
-      <w:r>
-        <w:t xml:space="preserve"> </w:t>
-      </w:r>
-      <w:r>
-        <w:t xml:space="preserve">3. (High: evaluate or create) Given a garment, its condition, the cost of the repair, and the cost of replacement, decide repair or replace using the five-step decision model and defend the decision with the numbers.</w:t>
+    </w:p>
+    <w:p>
+      <w:pPr>
+        <w:numPr>
+          <w:ilvl w:val="0"/>
+          <w:numId w:val="1002"/>
+        </w:numPr>
+        <w:pStyle w:val="Compact"/>
+      </w:pPr>
+      <w:r>
+        <w:t xml:space="preserve">(Low: remember or understand) Match three common garment problems (fallen hem, split seam, hole) to the repair and the stitch each one needs.</w:t>
+      </w:r>
+    </w:p>
+    <w:p>
+      <w:pPr>
+        <w:numPr>
+          <w:ilvl w:val="0"/>
+          <w:numId w:val="1002"/>
+        </w:numPr>
+        <w:pStyle w:val="Compact"/>
+      </w:pPr>
+      <w:r>
+        <w:t xml:space="preserve">(Mid: apply or analyze) Complete at least two of the three repairs at the stations, using the correct stitch for each, on a practice garment or an approved item from home.</w:t>
+      </w:r>
+    </w:p>
+    <w:p>
+      <w:pPr>
+        <w:numPr>
+          <w:ilvl w:val="0"/>
+          <w:numId w:val="1002"/>
+        </w:numPr>
+        <w:pStyle w:val="Compact"/>
+      </w:pPr>
+      <w:r>
+        <w:t xml:space="preserve">(High: evaluate or create) Given a garment, its condition, the cost of the repair, and the cost of replacement, decide repair or replace using the five-step decision model and defend the decision with the numbers.</w:t>
       </w:r>
     </w:p>
     <w:p>
@@ -350,23 +368,41 @@
         </w:rPr>
         <w:t xml:space="preserve">Station A, the fallen hem:</w:t>
       </w:r>
-      <w:r>
-        <w:t xml:space="preserve"> </w:t>
-      </w:r>
-      <w:r>
-        <w:t xml:space="preserve">- Four practice garments with a hem partly fallen: thrifted pants, a skirt, or curtain panels cut into hem-width strips. Curtains are the cheap answer and they hem exactly like pants.</w:t>
-      </w:r>
-      <w:r>
-        <w:t xml:space="preserve"> </w:t>
-      </w:r>
-      <w:r>
-        <w:t xml:space="preserve">- Pins, thread that matches the fabric (this is the one repair where matching thread matters), an iron at the front for pressing the fold, or a hard fold pressed by hand</w:t>
-      </w:r>
-      <w:r>
-        <w:t xml:space="preserve"> </w:t>
-      </w:r>
-      <w:r>
-        <w:t xml:space="preserve">- Station card A from</w:t>
+    </w:p>
+    <w:p>
+      <w:pPr>
+        <w:numPr>
+          <w:ilvl w:val="0"/>
+          <w:numId w:val="1003"/>
+        </w:numPr>
+        <w:pStyle w:val="Compact"/>
+      </w:pPr>
+      <w:r>
+        <w:t xml:space="preserve">Four practice garments with a hem partly fallen: thrifted pants, a skirt, or curtain panels cut into hem-width strips. Curtains are the cheap answer and they hem exactly like pants.</w:t>
+      </w:r>
+    </w:p>
+    <w:p>
+      <w:pPr>
+        <w:numPr>
+          <w:ilvl w:val="0"/>
+          <w:numId w:val="1003"/>
+        </w:numPr>
+        <w:pStyle w:val="Compact"/>
+      </w:pPr>
+      <w:r>
+        <w:t xml:space="preserve">Pins, thread that matches the fabric (this is the one repair where matching thread matters), an iron at the front for pressing the fold, or a hard fold pressed by hand</w:t>
+      </w:r>
+    </w:p>
+    <w:p>
+      <w:pPr>
+        <w:numPr>
+          <w:ilvl w:val="0"/>
+          <w:numId w:val="1003"/>
+        </w:numPr>
+        <w:pStyle w:val="Compact"/>
+      </w:pPr>
+      <w:r>
+        <w:t xml:space="preserve">Station card A from</w:t>
       </w:r>
       <w:r>
         <w:t xml:space="preserve"> </w:t>
@@ -380,7 +416,7 @@
     </w:p>
     <w:p>
       <w:pPr>
-        <w:pStyle w:val="BodyText"/>
+        <w:pStyle w:val="FirstParagraph"/>
       </w:pPr>
       <w:r>
         <w:rPr>
@@ -388,28 +424,46 @@
         </w:rPr>
         <w:t xml:space="preserve">Station B, the split seam:</w:t>
       </w:r>
-      <w:r>
-        <w:t xml:space="preserve"> </w:t>
-      </w:r>
-      <w:r>
-        <w:t xml:space="preserve">- Four practice garments with a seam opened about three inches: thrifted T-shirts and tote bags work, and a seam can be opened deliberately with the seam ripper the day before</w:t>
-      </w:r>
-      <w:r>
-        <w:t xml:space="preserve"> </w:t>
-      </w:r>
-      <w:r>
-        <w:t xml:space="preserve">- Pins, thread, seam ripper</w:t>
-      </w:r>
-      <w:r>
-        <w:t xml:space="preserve"> </w:t>
-      </w:r>
-      <w:r>
-        <w:t xml:space="preserve">- Station card B</w:t>
-      </w:r>
-    </w:p>
-    <w:p>
-      <w:pPr>
-        <w:pStyle w:val="BodyText"/>
+    </w:p>
+    <w:p>
+      <w:pPr>
+        <w:numPr>
+          <w:ilvl w:val="0"/>
+          <w:numId w:val="1004"/>
+        </w:numPr>
+        <w:pStyle w:val="Compact"/>
+      </w:pPr>
+      <w:r>
+        <w:t xml:space="preserve">Four practice garments with a seam opened about three inches: thrifted T-shirts and tote bags work, and a seam can be opened deliberately with the seam ripper the day before</w:t>
+      </w:r>
+    </w:p>
+    <w:p>
+      <w:pPr>
+        <w:numPr>
+          <w:ilvl w:val="0"/>
+          <w:numId w:val="1004"/>
+        </w:numPr>
+        <w:pStyle w:val="Compact"/>
+      </w:pPr>
+      <w:r>
+        <w:t xml:space="preserve">Pins, thread, seam ripper</w:t>
+      </w:r>
+    </w:p>
+    <w:p>
+      <w:pPr>
+        <w:numPr>
+          <w:ilvl w:val="0"/>
+          <w:numId w:val="1004"/>
+        </w:numPr>
+        <w:pStyle w:val="Compact"/>
+      </w:pPr>
+      <w:r>
+        <w:t xml:space="preserve">Station card B</w:t>
+      </w:r>
+    </w:p>
+    <w:p>
+      <w:pPr>
+        <w:pStyle w:val="FirstParagraph"/>
       </w:pPr>
       <w:r>
         <w:rPr>
@@ -417,34 +471,58 @@
         </w:rPr>
         <w:t xml:space="preserve">Station C, the hole:</w:t>
       </w:r>
-      <w:r>
-        <w:t xml:space="preserve"> </w:t>
-      </w:r>
-      <w:r>
-        <w:t xml:space="preserve">- Four practice garments with a hole about an inch across: thrifted jeans, sweatshirts, or fabric squares</w:t>
-      </w:r>
-      <w:r>
-        <w:t xml:space="preserve"> </w:t>
-      </w:r>
-      <w:r>
-        <w:t xml:space="preserve">- Patch fabric in several colors and prints, cut into squares about three inches, plus iron-on interfacing squares if you have them</w:t>
-      </w:r>
-      <w:r>
-        <w:t xml:space="preserve"> </w:t>
-      </w:r>
-      <w:r>
-        <w:t xml:space="preserve">- Embroidery floss in bright colors for the visible mend option, plus plain thread for the hidden patch option</w:t>
-      </w:r>
-      <w:r>
-        <w:t xml:space="preserve"> </w:t>
-      </w:r>
-      <w:r>
-        <w:t xml:space="preserve">- Station card C</w:t>
-      </w:r>
-    </w:p>
-    <w:p>
-      <w:pPr>
-        <w:pStyle w:val="BodyText"/>
+    </w:p>
+    <w:p>
+      <w:pPr>
+        <w:numPr>
+          <w:ilvl w:val="0"/>
+          <w:numId w:val="1005"/>
+        </w:numPr>
+        <w:pStyle w:val="Compact"/>
+      </w:pPr>
+      <w:r>
+        <w:t xml:space="preserve">Four practice garments with a hole about an inch across: thrifted jeans, sweatshirts, or fabric squares</w:t>
+      </w:r>
+    </w:p>
+    <w:p>
+      <w:pPr>
+        <w:numPr>
+          <w:ilvl w:val="0"/>
+          <w:numId w:val="1005"/>
+        </w:numPr>
+        <w:pStyle w:val="Compact"/>
+      </w:pPr>
+      <w:r>
+        <w:t xml:space="preserve">Patch fabric in several colors and prints, cut into squares about three inches, plus iron-on interfacing squares if you have them</w:t>
+      </w:r>
+    </w:p>
+    <w:p>
+      <w:pPr>
+        <w:numPr>
+          <w:ilvl w:val="0"/>
+          <w:numId w:val="1005"/>
+        </w:numPr>
+        <w:pStyle w:val="Compact"/>
+      </w:pPr>
+      <w:r>
+        <w:t xml:space="preserve">Embroidery floss in bright colors for the visible mend option, plus plain thread for the hidden patch option</w:t>
+      </w:r>
+    </w:p>
+    <w:p>
+      <w:pPr>
+        <w:numPr>
+          <w:ilvl w:val="0"/>
+          <w:numId w:val="1005"/>
+        </w:numPr>
+        <w:pStyle w:val="Compact"/>
+      </w:pPr>
+      <w:r>
+        <w:t xml:space="preserve">Station card C</w:t>
+      </w:r>
+    </w:p>
+    <w:p>
+      <w:pPr>
+        <w:pStyle w:val="FirstParagraph"/>
       </w:pPr>
       <w:r>
         <w:rPr>
@@ -452,29 +530,53 @@
         </w:rPr>
         <w:t xml:space="preserve">For the whole class:</w:t>
       </w:r>
-      <w:r>
-        <w:t xml:space="preserve"> </w:t>
-      </w:r>
-      <w:r>
-        <w:t xml:space="preserve">- The three station kits from Lesson 5.5, counted: 10 needles, 30 pins each</w:t>
-      </w:r>
-      <w:r>
-        <w:t xml:space="preserve"> </w:t>
-      </w:r>
-      <w:r>
-        <w:t xml:space="preserve">- Count sheets on clipboards, the day’s rows ready</w:t>
-      </w:r>
-      <w:r>
-        <w:t xml:space="preserve"> </w:t>
-      </w:r>
-      <w:r>
-        <w:t xml:space="preserve">- Two pre-threaded, pre-knotted needles parked in each cushion</w:t>
-      </w:r>
-      <w:r>
-        <w:t xml:space="preserve"> </w:t>
-      </w:r>
-      <w:r>
-        <w:t xml:space="preserve">- Handout, one per student:</w:t>
+    </w:p>
+    <w:p>
+      <w:pPr>
+        <w:numPr>
+          <w:ilvl w:val="0"/>
+          <w:numId w:val="1006"/>
+        </w:numPr>
+        <w:pStyle w:val="Compact"/>
+      </w:pPr>
+      <w:r>
+        <w:t xml:space="preserve">The three station kits from Lesson 5.5, counted: 10 needles, 30 pins each</w:t>
+      </w:r>
+    </w:p>
+    <w:p>
+      <w:pPr>
+        <w:numPr>
+          <w:ilvl w:val="0"/>
+          <w:numId w:val="1006"/>
+        </w:numPr>
+        <w:pStyle w:val="Compact"/>
+      </w:pPr>
+      <w:r>
+        <w:t xml:space="preserve">Count sheets on clipboards, the day’s rows ready</w:t>
+      </w:r>
+    </w:p>
+    <w:p>
+      <w:pPr>
+        <w:numPr>
+          <w:ilvl w:val="0"/>
+          <w:numId w:val="1006"/>
+        </w:numPr>
+        <w:pStyle w:val="Compact"/>
+      </w:pPr>
+      <w:r>
+        <w:t xml:space="preserve">Two pre-threaded, pre-knotted needles parked in each cushion</w:t>
+      </w:r>
+    </w:p>
+    <w:p>
+      <w:pPr>
+        <w:numPr>
+          <w:ilvl w:val="0"/>
+          <w:numId w:val="1006"/>
+        </w:numPr>
+        <w:pStyle w:val="Compact"/>
+      </w:pPr>
+      <w:r>
+        <w:t xml:space="preserve">Handout, one per student:</w:t>
       </w:r>
       <w:r>
         <w:t xml:space="preserve"> </w:t>
@@ -488,11 +590,17 @@
       <w:r>
         <w:t xml:space="preserve">, which holds the three station cards, the diagnosis chart, and the repair-or-replace decision sheet</w:t>
       </w:r>
-      <w:r>
-        <w:t xml:space="preserve"> </w:t>
-      </w:r>
-      <w:r>
-        <w:t xml:space="preserve">- Slides:</w:t>
+    </w:p>
+    <w:p>
+      <w:pPr>
+        <w:numPr>
+          <w:ilvl w:val="0"/>
+          <w:numId w:val="1006"/>
+        </w:numPr>
+        <w:pStyle w:val="Compact"/>
+      </w:pPr>
+      <w:r>
+        <w:t xml:space="preserve">Slides:</w:t>
       </w:r>
       <w:r>
         <w:t xml:space="preserve"> </w:t>
@@ -509,17 +617,29 @@
       <w:r>
         <w:t xml:space="preserve">(outline in 05 Materials; the site renders it as a deck)</w:t>
       </w:r>
-      <w:r>
-        <w:t xml:space="preserve"> </w:t>
-      </w:r>
-      <w:r>
-        <w:t xml:space="preserve">- The five-step decision model poster from Unit 0: name the choice, list options, weigh each against what matters, decide, look back</w:t>
-      </w:r>
-      <w:r>
-        <w:t xml:space="preserve"> </w:t>
-      </w:r>
-      <w:r>
-        <w:t xml:space="preserve">- The permission note for items from home, sent after Lesson 5.8: one paragraph saying a student may bring one item, that it will be repaired by the student and not by me, that a hand repair is visible and permanent, and that nothing valuable, borrowed, or irreplaceable should come in. No signature, no item.</w:t>
+    </w:p>
+    <w:p>
+      <w:pPr>
+        <w:numPr>
+          <w:ilvl w:val="0"/>
+          <w:numId w:val="1006"/>
+        </w:numPr>
+        <w:pStyle w:val="Compact"/>
+      </w:pPr>
+      <w:r>
+        <w:t xml:space="preserve">The five-step decision model poster from Unit 0: name the choice, list options, weigh each against what matters, decide, look back</w:t>
+      </w:r>
+    </w:p>
+    <w:p>
+      <w:pPr>
+        <w:numPr>
+          <w:ilvl w:val="0"/>
+          <w:numId w:val="1006"/>
+        </w:numPr>
+        <w:pStyle w:val="Compact"/>
+      </w:pPr>
+      <w:r>
+        <w:t xml:space="preserve">The permission note for items from home, sent after Lesson 5.8: one paragraph saying a student may bring one item, that it will be repaired by the student and not by me, that a hand repair is visible and permanent, and that nothing valuable, borrowed, or irreplaceable should come in. No signature, no item.</w:t>
       </w:r>
       <w:r>
         <w:t xml:space="preserve"> </w:t>
@@ -530,17 +650,29 @@
         </w:rPr>
         <w:t xml:space="preserve">[Sal: draft this in your own words and run it past the office once. One paragraph, on school letterhead, is enough.]</w:t>
       </w:r>
-      <w:r>
-        <w:t xml:space="preserve"> </w:t>
-      </w:r>
-      <w:r>
-        <w:t xml:space="preserve">- Timer visible to the class</w:t>
-      </w:r>
-      <w:r>
-        <w:t xml:space="preserve"> </w:t>
-      </w:r>
-      <w:r>
-        <w:t xml:space="preserve">- Setup notes: prepare the practice garments the day before, including opening the seams with the seam ripper, so the damage is real and consistent. Sort items brought from home at the door: anything valuable, borrowed, or leather goes back in the bag with a quiet</w:t>
+    </w:p>
+    <w:p>
+      <w:pPr>
+        <w:numPr>
+          <w:ilvl w:val="0"/>
+          <w:numId w:val="1006"/>
+        </w:numPr>
+        <w:pStyle w:val="Compact"/>
+      </w:pPr>
+      <w:r>
+        <w:t xml:space="preserve">Timer visible to the class</w:t>
+      </w:r>
+    </w:p>
+    <w:p>
+      <w:pPr>
+        <w:numPr>
+          <w:ilvl w:val="0"/>
+          <w:numId w:val="1006"/>
+        </w:numPr>
+        <w:pStyle w:val="Compact"/>
+      </w:pPr>
+      <w:r>
+        <w:t xml:space="preserve">Setup notes: prepare the practice garments the day before, including opening the seams with the seam ripper, so the damage is real and consistent. Sort items brought from home at the door: anything valuable, borrowed, or leather goes back in the bag with a quiet</w:t>
       </w:r>
       <w:r>
         <w:t xml:space="preserve"> </w:t>
@@ -934,127 +1066,181 @@
       <w:r>
         <w:t xml:space="preserve">Monitor understanding:</w:t>
       </w:r>
+    </w:p>
+    <w:p>
+      <w:pPr>
+        <w:numPr>
+          <w:ilvl w:val="0"/>
+          <w:numId w:val="1007"/>
+        </w:numPr>
+        <w:pStyle w:val="Compact"/>
+      </w:pPr>
+      <w:r>
+        <w:t xml:space="preserve">What is the problem with this garment? Say it in your own words.</w:t>
+      </w:r>
+    </w:p>
+    <w:p>
+      <w:pPr>
+        <w:numPr>
+          <w:ilvl w:val="0"/>
+          <w:numId w:val="1007"/>
+        </w:numPr>
+        <w:pStyle w:val="Compact"/>
+      </w:pPr>
+      <w:r>
+        <w:t xml:space="preserve">Which stitch does a split seam need, and why not a running stitch?</w:t>
+      </w:r>
+    </w:p>
+    <w:p>
+      <w:pPr>
+        <w:numPr>
+          <w:ilvl w:val="0"/>
+          <w:numId w:val="1007"/>
+        </w:numPr>
+        <w:pStyle w:val="Compact"/>
+      </w:pPr>
+      <w:r>
+        <w:t xml:space="preserve">How much of the outside fabric should your hem stitch catch?</w:t>
+      </w:r>
+    </w:p>
+    <w:p>
+      <w:pPr>
+        <w:numPr>
+          <w:ilvl w:val="0"/>
+          <w:numId w:val="1007"/>
+        </w:numPr>
+        <w:pStyle w:val="Compact"/>
+      </w:pPr>
+      <w:r>
+        <w:t xml:space="preserve">Where does your backstitch have to start, relative to the split?</w:t>
+      </w:r>
+    </w:p>
+    <w:p>
+      <w:pPr>
+        <w:pStyle w:val="FirstParagraph"/>
+      </w:pPr>
+      <w:r>
+        <w:t xml:space="preserve">Deepen learning:</w:t>
+      </w:r>
+    </w:p>
+    <w:p>
+      <w:pPr>
+        <w:numPr>
+          <w:ilvl w:val="0"/>
+          <w:numId w:val="1008"/>
+        </w:numPr>
+        <w:pStyle w:val="Compact"/>
+      </w:pPr>
+      <w:r>
+        <w:t xml:space="preserve">Your hem is done and you can see the stitches from the front. Is the repair a failure? Who decides?</w:t>
+      </w:r>
+    </w:p>
+    <w:p>
+      <w:pPr>
+        <w:numPr>
+          <w:ilvl w:val="0"/>
+          <w:numId w:val="1008"/>
+        </w:numPr>
+        <w:pStyle w:val="Compact"/>
+      </w:pPr>
+      <w:r>
+        <w:t xml:space="preserve">A tailor charges twelve dollars to hem a pair of pants. The pants cost twenty-six. Is that a good deal? What are you paying for?</w:t>
+      </w:r>
+    </w:p>
+    <w:p>
+      <w:pPr>
+        <w:numPr>
+          <w:ilvl w:val="0"/>
+          <w:numId w:val="1008"/>
+        </w:numPr>
+        <w:pStyle w:val="Compact"/>
+      </w:pPr>
+      <w:r>
+        <w:t xml:space="preserve">Case (d) cannot be repaired. What should happen to it, and who pays for that?</w:t>
+      </w:r>
+    </w:p>
+    <w:p>
+      <w:pPr>
+        <w:numPr>
+          <w:ilvl w:val="0"/>
+          <w:numId w:val="1008"/>
+        </w:numPr>
+        <w:pStyle w:val="Compact"/>
+      </w:pPr>
+      <w:r>
+        <w:t xml:space="preserve">A visible mend says something about the person wearing it. What does it say? Would you wear one?</w:t>
+      </w:r>
+    </w:p>
+    <w:p>
+      <w:pPr>
+        <w:numPr>
+          <w:ilvl w:val="0"/>
+          <w:numId w:val="1008"/>
+        </w:numPr>
+        <w:pStyle w:val="Compact"/>
+      </w:pPr>
+      <w:r>
+        <w:t xml:space="preserve">If your family paid somebody for every repair, what would a year cost? What if nobody in the house could sew at all?</w:t>
+      </w:r>
+    </w:p>
+    <w:p>
+      <w:pPr>
+        <w:pStyle w:val="Heading2"/>
+      </w:pPr>
+      <w:bookmarkStart w:id="30" w:name="check-for-understanding"/>
+      <w:r>
+        <w:t xml:space="preserve">Check for understanding</w:t>
+      </w:r>
+      <w:bookmarkEnd w:id="30"/>
+    </w:p>
+    <w:p>
+      <w:pPr>
+        <w:pStyle w:val="FirstParagraph"/>
+      </w:pPr>
+      <w:r>
+        <w:t xml:space="preserve">Clipboard with three boxes per student: named the problem correctly on the diagnosis chart, used the correct stitch for the repair they chose, and the repair holds a tug or lies flat depending on which repair it is. The tug is the fast test for a seam and a patch; for a hem the test is turning the garment to the front and looking for thread. Any student whose repair fails the test gets it back with one instruction, not a grade.</w:t>
+      </w:r>
+    </w:p>
+    <w:p>
+      <w:pPr>
+        <w:pStyle w:val="Heading2"/>
+      </w:pPr>
+      <w:bookmarkStart w:id="31" w:name="closure-time-inside-step-4"/>
+      <w:r>
+        <w:t xml:space="preserve">Closure (Time: inside Step 4)</w:t>
+      </w:r>
+      <w:bookmarkEnd w:id="31"/>
+    </w:p>
+    <w:p>
+      <w:pPr>
+        <w:pStyle w:val="FirstParagraph"/>
+      </w:pPr>
+      <w:r>
+        <w:t xml:space="preserve">Out loud, station by station, one student per station holds up a finished repair and says two things: what the problem was and which stitch fixed it. Then the exit line on the handout:</w:t>
+      </w:r>
       <w:r>
         <w:t xml:space="preserve"> </w:t>
       </w:r>
       <w:r>
-        <w:t xml:space="preserve">- What is the problem with this garment? Say it in your own words.</w:t>
+        <w:t xml:space="preserve">“</w:t>
+      </w:r>
+      <w:r>
+        <w:t xml:space="preserve">One thing at my house I am now going to fix, and the stitch it needs.</w:t>
+      </w:r>
+      <w:r>
+        <w:t xml:space="preserve">”</w:t>
       </w:r>
       <w:r>
         <w:t xml:space="preserve"> </w:t>
       </w:r>
       <w:r>
-        <w:t xml:space="preserve">- Which stitch does a split seam need, and why not a running stitch?</w:t>
-      </w:r>
-      <w:r>
-        <w:t xml:space="preserve"> </w:t>
-      </w:r>
-      <w:r>
-        <w:t xml:space="preserve">- How much of the outside fabric should your hem stitch catch?</w:t>
-      </w:r>
-      <w:r>
-        <w:t xml:space="preserve"> </w:t>
-      </w:r>
-      <w:r>
-        <w:t xml:space="preserve">- Where does your backstitch have to start, relative to the split?</w:t>
-      </w:r>
-    </w:p>
-    <w:p>
-      <w:pPr>
-        <w:pStyle w:val="BodyText"/>
-      </w:pPr>
-      <w:r>
-        <w:t xml:space="preserve">Deepen learning:</w:t>
-      </w:r>
-      <w:r>
-        <w:t xml:space="preserve"> </w:t>
-      </w:r>
-      <w:r>
-        <w:t xml:space="preserve">- Your hem is done and you can see the stitches from the front. Is the repair a failure? Who decides?</w:t>
-      </w:r>
-      <w:r>
-        <w:t xml:space="preserve"> </w:t>
-      </w:r>
-      <w:r>
-        <w:t xml:space="preserve">- A tailor charges twelve dollars to hem a pair of pants. The pants cost twenty-six. Is that a good deal? What are you paying for?</w:t>
-      </w:r>
-      <w:r>
-        <w:t xml:space="preserve"> </w:t>
-      </w:r>
-      <w:r>
-        <w:t xml:space="preserve">- Case (d) cannot be repaired. What should happen to it, and who pays for that?</w:t>
-      </w:r>
-      <w:r>
-        <w:t xml:space="preserve"> </w:t>
-      </w:r>
-      <w:r>
-        <w:t xml:space="preserve">- A visible mend says something about the person wearing it. What does it say? Would you wear one?</w:t>
-      </w:r>
-      <w:r>
-        <w:t xml:space="preserve"> </w:t>
-      </w:r>
-      <w:r>
-        <w:t xml:space="preserve">- If your family paid somebody for every repair, what would a year cost? What if nobody in the house could sew at all?</w:t>
+        <w:t xml:space="preserve">Collect the handouts; the diagnosis chart is the record for Objective 1 and the decision sheet for Objective 3.</w:t>
       </w:r>
     </w:p>
     <w:p>
       <w:pPr>
         <w:pStyle w:val="Heading2"/>
       </w:pPr>
-      <w:bookmarkStart w:id="30" w:name="check-for-understanding"/>
-      <w:r>
-        <w:t xml:space="preserve">Check for understanding</w:t>
-      </w:r>
-      <w:bookmarkEnd w:id="30"/>
-    </w:p>
-    <w:p>
-      <w:pPr>
-        <w:pStyle w:val="FirstParagraph"/>
-      </w:pPr>
-      <w:r>
-        <w:t xml:space="preserve">Clipboard with three boxes per student: named the problem correctly on the diagnosis chart, used the correct stitch for the repair they chose, and the repair holds a tug or lies flat depending on which repair it is. The tug is the fast test for a seam and a patch; for a hem the test is turning the garment to the front and looking for thread. Any student whose repair fails the test gets it back with one instruction, not a grade.</w:t>
-      </w:r>
-    </w:p>
-    <w:p>
-      <w:pPr>
-        <w:pStyle w:val="Heading2"/>
-      </w:pPr>
-      <w:bookmarkStart w:id="31" w:name="closure-time-inside-step-4"/>
-      <w:r>
-        <w:t xml:space="preserve">Closure (Time: inside Step 4)</w:t>
-      </w:r>
-      <w:bookmarkEnd w:id="31"/>
-    </w:p>
-    <w:p>
-      <w:pPr>
-        <w:pStyle w:val="FirstParagraph"/>
-      </w:pPr>
-      <w:r>
-        <w:t xml:space="preserve">Out loud, station by station, one student per station holds up a finished repair and says two things: what the problem was and which stitch fixed it. Then the exit line on the handout:</w:t>
-      </w:r>
-      <w:r>
-        <w:t xml:space="preserve"> </w:t>
-      </w:r>
-      <w:r>
-        <w:t xml:space="preserve">“</w:t>
-      </w:r>
-      <w:r>
-        <w:t xml:space="preserve">One thing at my house I am now going to fix, and the stitch it needs.</w:t>
-      </w:r>
-      <w:r>
-        <w:t xml:space="preserve">”</w:t>
-      </w:r>
-      <w:r>
-        <w:t xml:space="preserve"> </w:t>
-      </w:r>
-      <w:r>
-        <w:t xml:space="preserve">Collect the handouts; the diagnosis chart is the record for Objective 1 and the decision sheet for Objective 3.</w:t>
-      </w:r>
-    </w:p>
-    <w:p>
-      <w:pPr>
-        <w:pStyle w:val="Heading2"/>
-      </w:pPr>
       <w:bookmarkStart w:id="32" w:name="differentiation-and-supports"/>
       <w:r>
         <w:t xml:space="preserve">Differentiation and supports</w:t>
@@ -1065,7 +1251,7 @@
       <w:pPr>
         <w:numPr>
           <w:ilvl w:val="0"/>
-          <w:numId w:val="1002"/>
+          <w:numId w:val="1009"/>
         </w:numPr>
         <w:pStyle w:val="Compact"/>
       </w:pPr>
@@ -1089,7 +1275,7 @@
       <w:pPr>
         <w:numPr>
           <w:ilvl w:val="0"/>
-          <w:numId w:val="1002"/>
+          <w:numId w:val="1009"/>
         </w:numPr>
         <w:pStyle w:val="Compact"/>
       </w:pPr>
@@ -1101,7 +1287,7 @@
       <w:pPr>
         <w:numPr>
           <w:ilvl w:val="0"/>
-          <w:numId w:val="1002"/>
+          <w:numId w:val="1009"/>
         </w:numPr>
         <w:pStyle w:val="Compact"/>
       </w:pPr>
@@ -1113,7 +1299,7 @@
       <w:pPr>
         <w:numPr>
           <w:ilvl w:val="0"/>
-          <w:numId w:val="1002"/>
+          <w:numId w:val="1009"/>
         </w:numPr>
         <w:pStyle w:val="Compact"/>
       </w:pPr>
@@ -1125,7 +1311,7 @@
       <w:pPr>
         <w:numPr>
           <w:ilvl w:val="0"/>
-          <w:numId w:val="1002"/>
+          <w:numId w:val="1009"/>
         </w:numPr>
         <w:pStyle w:val="Compact"/>
       </w:pPr>
@@ -1137,7 +1323,7 @@
       <w:pPr>
         <w:numPr>
           <w:ilvl w:val="0"/>
-          <w:numId w:val="1002"/>
+          <w:numId w:val="1009"/>
         </w:numPr>
         <w:pStyle w:val="Compact"/>
       </w:pPr>
@@ -1453,7 +1639,7 @@
       <w:pPr>
         <w:numPr>
           <w:ilvl w:val="0"/>
-          <w:numId w:val="1003"/>
+          <w:numId w:val="1010"/>
         </w:numPr>
         <w:pStyle w:val="Compact"/>
       </w:pPr>
@@ -1477,7 +1663,7 @@
       <w:pPr>
         <w:numPr>
           <w:ilvl w:val="0"/>
-          <w:numId w:val="1003"/>
+          <w:numId w:val="1010"/>
         </w:numPr>
         <w:pStyle w:val="Compact"/>
       </w:pPr>
@@ -1501,7 +1687,7 @@
       <w:pPr>
         <w:numPr>
           <w:ilvl w:val="0"/>
-          <w:numId w:val="1003"/>
+          <w:numId w:val="1010"/>
         </w:numPr>
         <w:pStyle w:val="Compact"/>
       </w:pPr>
@@ -1513,7 +1699,7 @@
       <w:pPr>
         <w:numPr>
           <w:ilvl w:val="0"/>
-          <w:numId w:val="1003"/>
+          <w:numId w:val="1010"/>
         </w:numPr>
         <w:pStyle w:val="Compact"/>
       </w:pPr>
@@ -1537,7 +1723,7 @@
       <w:pPr>
         <w:numPr>
           <w:ilvl w:val="0"/>
-          <w:numId w:val="1003"/>
+          <w:numId w:val="1010"/>
         </w:numPr>
         <w:pStyle w:val="Compact"/>
       </w:pPr>
@@ -1549,7 +1735,7 @@
       <w:pPr>
         <w:numPr>
           <w:ilvl w:val="0"/>
-          <w:numId w:val="1003"/>
+          <w:numId w:val="1010"/>
         </w:numPr>
         <w:pStyle w:val="Compact"/>
       </w:pPr>
@@ -1571,7 +1757,7 @@
       <w:pPr>
         <w:numPr>
           <w:ilvl w:val="0"/>
-          <w:numId w:val="1004"/>
+          <w:numId w:val="1011"/>
         </w:numPr>
         <w:pStyle w:val="Compact"/>
       </w:pPr>
@@ -1583,7 +1769,7 @@
       <w:pPr>
         <w:numPr>
           <w:ilvl w:val="0"/>
-          <w:numId w:val="1004"/>
+          <w:numId w:val="1011"/>
         </w:numPr>
         <w:pStyle w:val="Compact"/>
       </w:pPr>
@@ -1613,7 +1799,7 @@
       <w:pPr>
         <w:numPr>
           <w:ilvl w:val="0"/>
-          <w:numId w:val="1004"/>
+          <w:numId w:val="1011"/>
         </w:numPr>
         <w:pStyle w:val="Compact"/>
       </w:pPr>
@@ -1625,7 +1811,7 @@
       <w:pPr>
         <w:numPr>
           <w:ilvl w:val="0"/>
-          <w:numId w:val="1004"/>
+          <w:numId w:val="1011"/>
         </w:numPr>
         <w:pStyle w:val="Compact"/>
       </w:pPr>
@@ -1637,7 +1823,7 @@
       <w:pPr>
         <w:numPr>
           <w:ilvl w:val="0"/>
-          <w:numId w:val="1004"/>
+          <w:numId w:val="1011"/>
         </w:numPr>
         <w:pStyle w:val="Compact"/>
       </w:pPr>
@@ -1649,7 +1835,7 @@
       <w:pPr>
         <w:numPr>
           <w:ilvl w:val="0"/>
-          <w:numId w:val="1004"/>
+          <w:numId w:val="1011"/>
         </w:numPr>
         <w:pStyle w:val="Compact"/>
       </w:pPr>
@@ -1661,7 +1847,7 @@
       <w:pPr>
         <w:numPr>
           <w:ilvl w:val="0"/>
-          <w:numId w:val="1004"/>
+          <w:numId w:val="1011"/>
         </w:numPr>
         <w:pStyle w:val="Compact"/>
       </w:pPr>
@@ -1673,7 +1859,7 @@
       <w:pPr>
         <w:numPr>
           <w:ilvl w:val="0"/>
-          <w:numId w:val="1004"/>
+          <w:numId w:val="1011"/>
         </w:numPr>
         <w:pStyle w:val="Compact"/>
       </w:pPr>
@@ -1685,7 +1871,7 @@
       <w:pPr>
         <w:numPr>
           <w:ilvl w:val="0"/>
-          <w:numId w:val="1004"/>
+          <w:numId w:val="1011"/>
         </w:numPr>
         <w:pStyle w:val="Compact"/>
       </w:pPr>
@@ -1981,6 +2167,118 @@
       </w:pPr>
     </w:lvl>
   </w:abstractNum>
+  <w:abstractNum w:abstractNumId="99411">
+    <w:nsid w:val="71315dca"/>
+    <w:multiLevelType w:val="multilevel"/>
+    <w:lvl w:ilvl="0">
+      <w:start w:val="1"/>
+      <w:numFmt w:val="decimal"/>
+      <w:lvlText w:val="%1."/>
+      <w:lvlJc w:val="left"/>
+      <w:pPr>
+        <w:tabs>
+          <w:tab w:val="num" w:pos="0"/>
+        </w:tabs>
+        <w:ind w:left="480" w:hanging="480"/>
+      </w:pPr>
+    </w:lvl>
+    <w:lvl w:ilvl="1">
+      <w:start w:val="1"/>
+      <w:numFmt w:val="decimal"/>
+      <w:lvlText w:val="%2."/>
+      <w:lvlJc w:val="left"/>
+      <w:pPr>
+        <w:tabs>
+          <w:tab w:val="num" w:pos="720"/>
+        </w:tabs>
+        <w:ind w:left="1200" w:hanging="480"/>
+      </w:pPr>
+    </w:lvl>
+    <w:lvl w:ilvl="2">
+      <w:start w:val="1"/>
+      <w:numFmt w:val="decimal"/>
+      <w:lvlText w:val="%3."/>
+      <w:lvlJc w:val="left"/>
+      <w:pPr>
+        <w:tabs>
+          <w:tab w:val="num" w:pos="1440"/>
+        </w:tabs>
+        <w:ind w:left="1920" w:hanging="480"/>
+      </w:pPr>
+    </w:lvl>
+    <w:lvl w:ilvl="3">
+      <w:start w:val="1"/>
+      <w:numFmt w:val="decimal"/>
+      <w:lvlText w:val="%4."/>
+      <w:lvlJc w:val="left"/>
+      <w:pPr>
+        <w:tabs>
+          <w:tab w:val="num" w:pos="2160"/>
+        </w:tabs>
+        <w:ind w:left="2640" w:hanging="480"/>
+      </w:pPr>
+    </w:lvl>
+    <w:lvl w:ilvl="4">
+      <w:start w:val="1"/>
+      <w:numFmt w:val="decimal"/>
+      <w:lvlText w:val="%5."/>
+      <w:lvlJc w:val="left"/>
+      <w:pPr>
+        <w:tabs>
+          <w:tab w:val="num" w:pos="2880"/>
+        </w:tabs>
+        <w:ind w:left="3360" w:hanging="480"/>
+      </w:pPr>
+    </w:lvl>
+    <w:lvl w:ilvl="5">
+      <w:start w:val="1"/>
+      <w:numFmt w:val="decimal"/>
+      <w:lvlText w:val="%6."/>
+      <w:lvlJc w:val="left"/>
+      <w:pPr>
+        <w:tabs>
+          <w:tab w:val="num" w:pos="3600"/>
+        </w:tabs>
+        <w:ind w:left="4080" w:hanging="480"/>
+      </w:pPr>
+    </w:lvl>
+    <w:lvl w:ilvl="6">
+      <w:start w:val="1"/>
+      <w:numFmt w:val="decimal"/>
+      <w:lvlText w:val="%7."/>
+      <w:lvlJc w:val="left"/>
+      <w:pPr>
+        <w:tabs>
+          <w:tab w:val="num" w:pos="4320"/>
+        </w:tabs>
+        <w:ind w:left="4800" w:hanging="480"/>
+      </w:pPr>
+    </w:lvl>
+    <w:lvl w:ilvl="7">
+      <w:start w:val="1"/>
+      <w:numFmt w:val="decimal"/>
+      <w:lvlText w:val="%8."/>
+      <w:lvlJc w:val="left"/>
+      <w:pPr>
+        <w:tabs>
+          <w:tab w:val="num" w:pos="5040"/>
+        </w:tabs>
+        <w:ind w:left="5520" w:hanging="480"/>
+      </w:pPr>
+    </w:lvl>
+    <w:lvl w:ilvl="8">
+      <w:start w:val="1"/>
+      <w:numFmt w:val="decimal"/>
+      <w:lvlText w:val="%9."/>
+      <w:lvlJc w:val="left"/>
+      <w:pPr>
+        <w:tabs>
+          <w:tab w:val="num" w:pos="5760"/>
+        </w:tabs>
+        <w:ind w:left="6240" w:hanging="480"/>
+      </w:pPr>
+    </w:lvl>
+  </w:abstractNum>
   <w:num w:numId="1000">
     <w:abstractNumId w:val="990"/>
   </w:num>
@@ -1988,12 +2286,60 @@
     <w:abstractNumId w:val="991"/>
   </w:num>
   <w:num w:numId="1002">
-    <w:abstractNumId w:val="991"/>
+    <w:abstractNumId w:val="99411"/>
+    <w:lvlOverride w:ilvl="0">
+      <w:startOverride w:val="1"/>
+    </w:lvlOverride>
+    <w:lvlOverride w:ilvl="1">
+      <w:startOverride w:val="1"/>
+    </w:lvlOverride>
+    <w:lvlOverride w:ilvl="2">
+      <w:startOverride w:val="1"/>
+    </w:lvlOverride>
+    <w:lvlOverride w:ilvl="3">
+      <w:startOverride w:val="1"/>
+    </w:lvlOverride>
+    <w:lvlOverride w:ilvl="4">
+      <w:startOverride w:val="1"/>
+    </w:lvlOverride>
+    <w:lvlOverride w:ilvl="5">
+      <w:startOverride w:val="1"/>
+    </w:lvlOverride>
+    <w:lvlOverride w:ilvl="6">
+      <w:startOverride w:val="1"/>
+    </w:lvlOverride>
+    <w:lvlOverride w:ilvl="7">
+      <w:startOverride w:val="1"/>
+    </w:lvlOverride>
+    <w:lvlOverride w:ilvl="8">
+      <w:startOverride w:val="1"/>
+    </w:lvlOverride>
   </w:num>
   <w:num w:numId="1003">
     <w:abstractNumId w:val="991"/>
   </w:num>
   <w:num w:numId="1004">
+    <w:abstractNumId w:val="991"/>
+  </w:num>
+  <w:num w:numId="1005">
+    <w:abstractNumId w:val="991"/>
+  </w:num>
+  <w:num w:numId="1006">
+    <w:abstractNumId w:val="991"/>
+  </w:num>
+  <w:num w:numId="1007">
+    <w:abstractNumId w:val="991"/>
+  </w:num>
+  <w:num w:numId="1008">
+    <w:abstractNumId w:val="991"/>
+  </w:num>
+  <w:num w:numId="1009">
+    <w:abstractNumId w:val="991"/>
+  </w:num>
+  <w:num w:numId="1010">
+    <w:abstractNumId w:val="991"/>
+  </w:num>
+  <w:num w:numId="1011">
     <w:abstractNumId w:val="991"/>
   </w:num>
 </w:numbering>

--- a/downloads/teacher/04 Units/Unit 05 - Apparel and Textile Production and Design - Make It, Mend It, Wear It/Lesson 05.09 - Repair Clinic Hem Seam Patch.docx
+++ b/downloads/teacher/04 Units/Unit 05 - Apparel and Textile Production and Design - Make It, Mend It, Wear It/Lesson 05.09 - Repair Clinic Hem Seam Patch.docx
@@ -41,7 +41,7 @@
         <w:t xml:space="preserve"> </w:t>
       </w:r>
       <w:r>
-        <w:t xml:space="preserve">5.2 Hand Sewing Skills</w:t>
+        <w:t xml:space="preserve">5.2 Hand and Machine Sewing Skills</w:t>
       </w:r>
       <w:r>
         <w:t xml:space="preserve"> </w:t>
@@ -208,7 +208,7 @@
         <w:pStyle w:val="FirstParagraph"/>
       </w:pPr>
       <w:r>
-        <w:t xml:space="preserve">Note on the FCL citation: the task asked for an FCL line on the cost comparison. There is no FCL line that names repair against replacement. FCL 4. f), the decision-making model line, is the closest verbatim fit and is used, because repair or replace is a consumer decision run through a model; the cost comparison itself is carried by the state’s own ATPD 4. a) and by National FCS 16.5.2. PSI 3. a) is added because diagnosing which repair a garment needs is literally the state’s troubleshooting process, and this is the only lesson in the unit that uses it.</w:t>
+        <w:t xml:space="preserve">Note on the FCL citation: the task asked for an FCL line on the cost comparison. There is no FCL line that names repair against replacement. FCL 4. f), the decision-making model line, is the closest verbatim fit and is used, because repair or replace is a consumer decision run through a model; the cost comparison itself is carried by the state’s own ATPD 4. a) and by National FCS 16.5.2. PSI 3. a) is added because diagnosing which repair a garment needs is literally the state’s troubleshooting process, and this is the first lesson in the unit that uses it.</w:t>
       </w:r>
     </w:p>
     <w:p>
@@ -640,15 +640,6 @@
       </w:pPr>
       <w:r>
         <w:t xml:space="preserve">The permission note for items from home, sent after Lesson 5.8: one paragraph saying a student may bring one item, that it will be repaired by the student and not by me, that a hand repair is visible and permanent, and that nothing valuable, borrowed, or irreplaceable should come in. No signature, no item.</w:t>
-      </w:r>
-      <w:r>
-        <w:t xml:space="preserve"> </w:t>
-      </w:r>
-      <w:r>
-        <w:rPr>
-          <w:rStyle w:val="TeacherNote"/>
-        </w:rPr>
-        <w:t xml:space="preserve">[Sal: draft this in your own words and run it past the office once. One paragraph, on school letterhead, is enough.]</w:t>
       </w:r>
     </w:p>
     <w:p>
@@ -1280,7 +1271,7 @@
         <w:pStyle w:val="Compact"/>
       </w:pPr>
       <w:r>
-        <w:t xml:space="preserve">IEP and 504 (general): the split seam station is the easiest of the three and the one to steer a student toward if the period is going badly, because the old seam line does the guiding; pre-threaded, pre-knotted needles in the cushion; a garment can be clipped to a small clipboard or held in an embroidery hoop so it does not shift; extended time means a repair can be finished at the start of Lesson 5.10 while pattern pieces are being cut; a student may report the diagnosis orally. No student is required to bring anything from home, and nobody is asked whether they brought something.</w:t>
+        <w:t xml:space="preserve">IEP and 504 (general): the split seam station is the easiest of the three and the one to steer a student toward if the period is going badly, because the old seam line does the guiding; pre-threaded, pre-knotted needles in the cushion; a garment can be clipped to a small clipboard or held in an embroidery hoop so it does not shift; extended time means a repair can be finished at a side table during Lesson 5.11’s work blocks or at a lunch period; a student may report the diagnosis orally. No student is required to bring anything from home, and nobody is asked whether they brought something.</w:t>
       </w:r>
     </w:p>
     <w:p>
@@ -1607,22 +1598,7 @@
         <w:pStyle w:val="FirstParagraph"/>
       </w:pPr>
       <w:r>
-        <w:t xml:space="preserve">Mathematics: the repair-or-replace sheet is unit cost and a break-even comparison, and it is the same arithmetic as Lesson 5.13’s cost per wear; hand the math teacher the four cases. Sustainability and science: textile waste is a real number and Lesson 5.14 carries it, but the science teacher may have the landfill data already. Community service: a clothing pantry, a shelter, or a thrift shop’s reject bin turns this period into a service project with real garments and real recipients; the ATPD module’s own Career and Community Connections activity asks for exactly that.</w:t>
-      </w:r>
-      <w:r>
-        <w:t xml:space="preserve"> </w:t>
-      </w:r>
-      <w:r>
-        <w:rPr>
-          <w:rStyle w:val="TeacherNote"/>
-        </w:rPr>
-        <w:t xml:space="preserve">[Sal: this is the best community partner opportunity in the unit. Call before this lesson, not after.]</w:t>
-      </w:r>
-      <w:r>
-        <w:t xml:space="preserve"> </w:t>
-      </w:r>
-      <w:r>
-        <w:t xml:space="preserve">Community expertise: a tailor or a costumer as a guest is at their most useful today, because a professional hem is a thing worth watching once.</w:t>
+        <w:t xml:space="preserve">Mathematics: the repair-or-replace sheet is unit cost and a break-even comparison, and it is the same arithmetic as Lesson 5.13’s cost per wear; hand the math teacher the four cases. Sustainability and science: textile waste is a real number and Lesson 5.14 carries it, but the science teacher may have the landfill data already. Community service: a clothing pantry, a shelter, or a thrift shop’s reject bin turns this period into a service project with real garments and real recipients; the ATPD module’s own Career and Community Connections activity asks for exactly that. Community expertise: a tailor or a costumer as a guest is at their most useful today, because a professional hem is a thing worth watching once.</w:t>
       </w:r>
     </w:p>
     <w:p>
@@ -1865,21 +1841,6 @@
       </w:pPr>
       <w:r>
         <w:t xml:space="preserve">Keep every finished repair, or a photograph of it, for the sampler evidence in Lesson 5.11. A repair that goes home on a student’s own garment gets photographed at the station with the garment only, no student in the frame.</w:t>
-      </w:r>
-    </w:p>
-    <w:p>
-      <w:pPr>
-        <w:numPr>
-          <w:ilvl w:val="0"/>
-          <w:numId w:val="1011"/>
-        </w:numPr>
-        <w:pStyle w:val="Compact"/>
-      </w:pPr>
-      <w:r>
-        <w:rPr>
-          <w:rStyle w:val="TeacherNote"/>
-        </w:rPr>
-        <w:t xml:space="preserve">[Sal: your prices in Step 4 and your local tailor’s actual hemming price. Call one and ask; it takes two minutes and the real number makes the whole step land.]</w:t>
       </w:r>
     </w:p>
     <w:sectPr>
